--- a/docs/5 Performance Testing/User Acceptance Testing (UAT) Template.docx
+++ b/docs/5 Performance Testing/User Acceptance Testing (UAT) Template.docx
@@ -3471,6 +3471,905 @@
                 <w:szCs w:val="20"/>
               </w:rPr>
               <w:t xml:space="preserve"/>
+            </w:r>
+          </w:p>
+        </w:tc>
+      </w:tr>
+      <w:tr>
+        <w:trPr>
+          <w:tblHeader w:val="off"/>
+        </w:trPr>
+        <w:tc>
+          <w:tcPr>
+            <w:tcW w:type="dxa" w:w="800"/>
+            <w:tcBorders>
+              <w:top w:val="single" w:color="999999" w:sz="4"/>
+              <w:left w:val="single" w:color="999999" w:sz="4"/>
+              <w:bottom w:val="single" w:color="999999" w:sz="4"/>
+              <w:right w:val="single" w:color="999999" w:sz="4"/>
+            </w:tcBorders>
+            <w:tcMar>
+              <w:top w:type="dxa" w:w="60"/>
+              <w:left w:type="dxa" w:w="100"/>
+              <w:bottom w:type="dxa" w:w="60"/>
+              <w:right w:type="dxa" w:w="100"/>
+            </w:tcMar>
+          </w:tcPr>
+          <w:p>
+            <w:r>
+              <w:rPr>
+                <w:rFonts w:ascii="Calibri" w:cs="Calibri" w:eastAsia="Calibri" w:hAnsi="Calibri"/>
+                <w:b w:val="false"/>
+                <w:bCs w:val="false"/>
+                <w:sz w:val="20"/>
+                <w:szCs w:val="20"/>
+              </w:rPr>
+              <w:t>TC-015</w:t>
+            </w:r>
+          </w:p>
+        </w:tc>
+        <w:tc>
+          <w:tcPr>
+            <w:tcW w:type="dxa" w:w="1500"/>
+            <w:tcBorders>
+              <w:top w:val="single" w:color="999999" w:sz="4"/>
+              <w:left w:val="single" w:color="999999" w:sz="4"/>
+              <w:bottom w:val="single" w:color="999999" w:sz="4"/>
+              <w:right w:val="single" w:color="999999" w:sz="4"/>
+            </w:tcBorders>
+            <w:tcMar>
+              <w:top w:type="dxa" w:w="60"/>
+              <w:left w:type="dxa" w:w="100"/>
+              <w:bottom w:type="dxa" w:w="60"/>
+              <w:right w:type="dxa" w:w="100"/>
+            </w:tcMar>
+          </w:tcPr>
+          <w:p>
+            <w:r>
+              <w:rPr>
+                <w:rFonts w:ascii="Calibri" w:cs="Calibri" w:eastAsia="Calibri" w:hAnsi="Calibri"/>
+                <w:b w:val="false"/>
+                <w:bCs w:val="false"/>
+                <w:sz w:val="20"/>
+                <w:szCs w:val="20"/>
+              </w:rPr>
+              <w:t>Show / hide password</w:t>
+            </w:r>
+          </w:p>
+        </w:tc>
+        <w:tc>
+          <w:tcPr>
+            <w:tcW w:type="dxa" w:w="2300"/>
+            <w:tcBorders>
+              <w:top w:val="single" w:color="999999" w:sz="4"/>
+              <w:left w:val="single" w:color="999999" w:sz="4"/>
+              <w:bottom w:val="single" w:color="999999" w:sz="4"/>
+              <w:right w:val="single" w:color="999999" w:sz="4"/>
+            </w:tcBorders>
+            <w:tcMar>
+              <w:top w:type="dxa" w:w="60"/>
+              <w:left w:type="dxa" w:w="100"/>
+              <w:bottom w:type="dxa" w:w="60"/>
+              <w:right w:type="dxa" w:w="100"/>
+            </w:tcMar>
+          </w:tcPr>
+          <w:p>
+            <w:r>
+              <w:rPr>
+                <w:rFonts w:ascii="Calibri" w:cs="Calibri" w:eastAsia="Calibri" w:hAnsi="Calibri"/>
+                <w:b w:val="false"/>
+                <w:bCs w:val="false"/>
+                <w:sz w:val="20"/>
+                <w:szCs w:val="20"/>
+              </w:rPr>
+              <w:t>1. Open login page</w:t>
+              <w:br/>
+              <w:t>2. Type a password</w:t>
+              <w:br/>
+              <w:t>3. Click the eye icon</w:t>
+            </w:r>
+          </w:p>
+        </w:tc>
+        <w:tc>
+          <w:tcPr>
+            <w:tcW w:type="dxa" w:w="1700"/>
+            <w:tcBorders>
+              <w:top w:val="single" w:color="999999" w:sz="4"/>
+              <w:left w:val="single" w:color="999999" w:sz="4"/>
+              <w:bottom w:val="single" w:color="999999" w:sz="4"/>
+              <w:right w:val="single" w:color="999999" w:sz="4"/>
+            </w:tcBorders>
+            <w:tcMar>
+              <w:top w:type="dxa" w:w="60"/>
+              <w:left w:type="dxa" w:w="100"/>
+              <w:bottom w:type="dxa" w:w="60"/>
+              <w:right w:type="dxa" w:w="100"/>
+            </w:tcMar>
+          </w:tcPr>
+          <w:p>
+            <w:r>
+              <w:rPr>
+                <w:rFonts w:ascii="Calibri" w:cs="Calibri" w:eastAsia="Calibri" w:hAnsi="Calibri"/>
+                <w:b w:val="false"/>
+                <w:bCs w:val="false"/>
+                <w:sz w:val="20"/>
+                <w:szCs w:val="20"/>
+              </w:rPr>
+              <w:t>Password text becomes visible, click again hides it</w:t>
+            </w:r>
+          </w:p>
+        </w:tc>
+        <w:tc>
+          <w:tcPr>
+            <w:tcW w:type="dxa" w:w="1826"/>
+            <w:tcBorders>
+              <w:top w:val="single" w:color="999999" w:sz="4"/>
+              <w:left w:val="single" w:color="999999" w:sz="4"/>
+              <w:bottom w:val="single" w:color="999999" w:sz="4"/>
+              <w:right w:val="single" w:color="999999" w:sz="4"/>
+            </w:tcBorders>
+            <w:tcMar>
+              <w:top w:type="dxa" w:w="60"/>
+              <w:left w:type="dxa" w:w="100"/>
+              <w:bottom w:type="dxa" w:w="60"/>
+              <w:right w:type="dxa" w:w="100"/>
+            </w:tcMar>
+          </w:tcPr>
+          <w:p>
+            <w:r>
+              <w:rPr>
+                <w:rFonts w:ascii="Calibri" w:cs="Calibri" w:eastAsia="Calibri" w:hAnsi="Calibri"/>
+                <w:b w:val="false"/>
+                <w:bCs w:val="false"/>
+                <w:sz w:val="20"/>
+                <w:szCs w:val="20"/>
+              </w:rPr>
+            </w:r>
+          </w:p>
+        </w:tc>
+        <w:tc>
+          <w:tcPr>
+            <w:tcW w:type="dxa" w:w="900"/>
+            <w:tcBorders>
+              <w:top w:val="single" w:color="999999" w:sz="4"/>
+              <w:left w:val="single" w:color="999999" w:sz="4"/>
+              <w:bottom w:val="single" w:color="999999" w:sz="4"/>
+              <w:right w:val="single" w:color="999999" w:sz="4"/>
+            </w:tcBorders>
+            <w:tcMar>
+              <w:top w:type="dxa" w:w="60"/>
+              <w:left w:type="dxa" w:w="100"/>
+              <w:bottom w:type="dxa" w:w="60"/>
+              <w:right w:type="dxa" w:w="100"/>
+            </w:tcMar>
+          </w:tcPr>
+          <w:p>
+            <w:r>
+              <w:rPr>
+                <w:rFonts w:ascii="Calibri" w:cs="Calibri" w:eastAsia="Calibri" w:hAnsi="Calibri"/>
+                <w:b w:val="false"/>
+                <w:bCs w:val="false"/>
+                <w:sz w:val="20"/>
+                <w:szCs w:val="20"/>
+              </w:rPr>
+            </w:r>
+          </w:p>
+        </w:tc>
+      </w:tr>
+      <w:tr>
+        <w:trPr>
+          <w:tblHeader w:val="off"/>
+        </w:trPr>
+        <w:tc>
+          <w:tcPr>
+            <w:tcW w:type="dxa" w:w="800"/>
+            <w:tcBorders>
+              <w:top w:val="single" w:color="999999" w:sz="4"/>
+              <w:left w:val="single" w:color="999999" w:sz="4"/>
+              <w:bottom w:val="single" w:color="999999" w:sz="4"/>
+              <w:right w:val="single" w:color="999999" w:sz="4"/>
+            </w:tcBorders>
+            <w:tcMar>
+              <w:top w:type="dxa" w:w="60"/>
+              <w:left w:type="dxa" w:w="100"/>
+              <w:bottom w:type="dxa" w:w="60"/>
+              <w:right w:type="dxa" w:w="100"/>
+            </w:tcMar>
+          </w:tcPr>
+          <w:p>
+            <w:r>
+              <w:rPr>
+                <w:rFonts w:ascii="Calibri" w:cs="Calibri" w:eastAsia="Calibri" w:hAnsi="Calibri"/>
+                <w:b w:val="false"/>
+                <w:bCs w:val="false"/>
+                <w:sz w:val="20"/>
+                <w:szCs w:val="20"/>
+              </w:rPr>
+              <w:t>TC-016</w:t>
+            </w:r>
+          </w:p>
+        </w:tc>
+        <w:tc>
+          <w:tcPr>
+            <w:tcW w:type="dxa" w:w="1500"/>
+            <w:tcBorders>
+              <w:top w:val="single" w:color="999999" w:sz="4"/>
+              <w:left w:val="single" w:color="999999" w:sz="4"/>
+              <w:bottom w:val="single" w:color="999999" w:sz="4"/>
+              <w:right w:val="single" w:color="999999" w:sz="4"/>
+            </w:tcBorders>
+            <w:tcMar>
+              <w:top w:type="dxa" w:w="60"/>
+              <w:left w:type="dxa" w:w="100"/>
+              <w:bottom w:type="dxa" w:w="60"/>
+              <w:right w:type="dxa" w:w="100"/>
+            </w:tcMar>
+          </w:tcPr>
+          <w:p>
+            <w:r>
+              <w:rPr>
+                <w:rFonts w:ascii="Calibri" w:cs="Calibri" w:eastAsia="Calibri" w:hAnsi="Calibri"/>
+                <w:b w:val="false"/>
+                <w:bCs w:val="false"/>
+                <w:sz w:val="20"/>
+                <w:szCs w:val="20"/>
+              </w:rPr>
+              <w:t>Forgot password</w:t>
+            </w:r>
+          </w:p>
+        </w:tc>
+        <w:tc>
+          <w:tcPr>
+            <w:tcW w:type="dxa" w:w="2300"/>
+            <w:tcBorders>
+              <w:top w:val="single" w:color="999999" w:sz="4"/>
+              <w:left w:val="single" w:color="999999" w:sz="4"/>
+              <w:bottom w:val="single" w:color="999999" w:sz="4"/>
+              <w:right w:val="single" w:color="999999" w:sz="4"/>
+            </w:tcBorders>
+            <w:tcMar>
+              <w:top w:type="dxa" w:w="60"/>
+              <w:left w:type="dxa" w:w="100"/>
+              <w:bottom w:type="dxa" w:w="60"/>
+              <w:right w:type="dxa" w:w="100"/>
+            </w:tcMar>
+          </w:tcPr>
+          <w:p>
+            <w:r>
+              <w:rPr>
+                <w:rFonts w:ascii="Calibri" w:cs="Calibri" w:eastAsia="Calibri" w:hAnsi="Calibri"/>
+                <w:b w:val="false"/>
+                <w:bCs w:val="false"/>
+                <w:sz w:val="20"/>
+                <w:szCs w:val="20"/>
+              </w:rPr>
+              <w:t>1. Click Forgot password</w:t>
+              <w:br/>
+              <w:t>2. Enter email, Send reset link</w:t>
+              <w:br/>
+              <w:t>3. Open the emailed link</w:t>
+              <w:br/>
+              <w:t>4. Set a new password</w:t>
+            </w:r>
+          </w:p>
+        </w:tc>
+        <w:tc>
+          <w:tcPr>
+            <w:tcW w:type="dxa" w:w="1700"/>
+            <w:tcBorders>
+              <w:top w:val="single" w:color="999999" w:sz="4"/>
+              <w:left w:val="single" w:color="999999" w:sz="4"/>
+              <w:bottom w:val="single" w:color="999999" w:sz="4"/>
+              <w:right w:val="single" w:color="999999" w:sz="4"/>
+            </w:tcBorders>
+            <w:tcMar>
+              <w:top w:type="dxa" w:w="60"/>
+              <w:left w:type="dxa" w:w="100"/>
+              <w:bottom w:type="dxa" w:w="60"/>
+              <w:right w:type="dxa" w:w="100"/>
+            </w:tcMar>
+          </w:tcPr>
+          <w:p>
+            <w:r>
+              <w:rPr>
+                <w:rFonts w:ascii="Calibri" w:cs="Calibri" w:eastAsia="Calibri" w:hAnsi="Calibri"/>
+                <w:b w:val="false"/>
+                <w:bCs w:val="false"/>
+                <w:sz w:val="20"/>
+                <w:szCs w:val="20"/>
+              </w:rPr>
+              <w:t>Reset page opens; new password works for sign in</w:t>
+            </w:r>
+          </w:p>
+        </w:tc>
+        <w:tc>
+          <w:tcPr>
+            <w:tcW w:type="dxa" w:w="1826"/>
+            <w:tcBorders>
+              <w:top w:val="single" w:color="999999" w:sz="4"/>
+              <w:left w:val="single" w:color="999999" w:sz="4"/>
+              <w:bottom w:val="single" w:color="999999" w:sz="4"/>
+              <w:right w:val="single" w:color="999999" w:sz="4"/>
+            </w:tcBorders>
+            <w:tcMar>
+              <w:top w:type="dxa" w:w="60"/>
+              <w:left w:type="dxa" w:w="100"/>
+              <w:bottom w:type="dxa" w:w="60"/>
+              <w:right w:type="dxa" w:w="100"/>
+            </w:tcMar>
+          </w:tcPr>
+          <w:p>
+            <w:r>
+              <w:rPr>
+                <w:rFonts w:ascii="Calibri" w:cs="Calibri" w:eastAsia="Calibri" w:hAnsi="Calibri"/>
+                <w:b w:val="false"/>
+                <w:bCs w:val="false"/>
+                <w:sz w:val="20"/>
+                <w:szCs w:val="20"/>
+              </w:rPr>
+            </w:r>
+          </w:p>
+        </w:tc>
+        <w:tc>
+          <w:tcPr>
+            <w:tcW w:type="dxa" w:w="900"/>
+            <w:tcBorders>
+              <w:top w:val="single" w:color="999999" w:sz="4"/>
+              <w:left w:val="single" w:color="999999" w:sz="4"/>
+              <w:bottom w:val="single" w:color="999999" w:sz="4"/>
+              <w:right w:val="single" w:color="999999" w:sz="4"/>
+            </w:tcBorders>
+            <w:tcMar>
+              <w:top w:type="dxa" w:w="60"/>
+              <w:left w:type="dxa" w:w="100"/>
+              <w:bottom w:type="dxa" w:w="60"/>
+              <w:right w:type="dxa" w:w="100"/>
+            </w:tcMar>
+          </w:tcPr>
+          <w:p>
+            <w:r>
+              <w:rPr>
+                <w:rFonts w:ascii="Calibri" w:cs="Calibri" w:eastAsia="Calibri" w:hAnsi="Calibri"/>
+                <w:b w:val="false"/>
+                <w:bCs w:val="false"/>
+                <w:sz w:val="20"/>
+                <w:szCs w:val="20"/>
+              </w:rPr>
+            </w:r>
+          </w:p>
+        </w:tc>
+      </w:tr>
+      <w:tr>
+        <w:trPr>
+          <w:tblHeader w:val="off"/>
+        </w:trPr>
+        <w:tc>
+          <w:tcPr>
+            <w:tcW w:type="dxa" w:w="800"/>
+            <w:tcBorders>
+              <w:top w:val="single" w:color="999999" w:sz="4"/>
+              <w:left w:val="single" w:color="999999" w:sz="4"/>
+              <w:bottom w:val="single" w:color="999999" w:sz="4"/>
+              <w:right w:val="single" w:color="999999" w:sz="4"/>
+            </w:tcBorders>
+            <w:tcMar>
+              <w:top w:type="dxa" w:w="60"/>
+              <w:left w:type="dxa" w:w="100"/>
+              <w:bottom w:type="dxa" w:w="60"/>
+              <w:right w:type="dxa" w:w="100"/>
+            </w:tcMar>
+          </w:tcPr>
+          <w:p>
+            <w:r>
+              <w:rPr>
+                <w:rFonts w:ascii="Calibri" w:cs="Calibri" w:eastAsia="Calibri" w:hAnsi="Calibri"/>
+                <w:b w:val="false"/>
+                <w:bCs w:val="false"/>
+                <w:sz w:val="20"/>
+                <w:szCs w:val="20"/>
+              </w:rPr>
+              <w:t>TC-017</w:t>
+            </w:r>
+          </w:p>
+        </w:tc>
+        <w:tc>
+          <w:tcPr>
+            <w:tcW w:type="dxa" w:w="1500"/>
+            <w:tcBorders>
+              <w:top w:val="single" w:color="999999" w:sz="4"/>
+              <w:left w:val="single" w:color="999999" w:sz="4"/>
+              <w:bottom w:val="single" w:color="999999" w:sz="4"/>
+              <w:right w:val="single" w:color="999999" w:sz="4"/>
+            </w:tcBorders>
+            <w:tcMar>
+              <w:top w:type="dxa" w:w="60"/>
+              <w:left w:type="dxa" w:w="100"/>
+              <w:bottom w:type="dxa" w:w="60"/>
+              <w:right w:type="dxa" w:w="100"/>
+            </w:tcMar>
+          </w:tcPr>
+          <w:p>
+            <w:r>
+              <w:rPr>
+                <w:rFonts w:ascii="Calibri" w:cs="Calibri" w:eastAsia="Calibri" w:hAnsi="Calibri"/>
+                <w:b w:val="false"/>
+                <w:bCs w:val="false"/>
+                <w:sz w:val="20"/>
+                <w:szCs w:val="20"/>
+              </w:rPr>
+              <w:t>Explore page and destination card</w:t>
+            </w:r>
+          </w:p>
+        </w:tc>
+        <w:tc>
+          <w:tcPr>
+            <w:tcW w:type="dxa" w:w="2300"/>
+            <w:tcBorders>
+              <w:top w:val="single" w:color="999999" w:sz="4"/>
+              <w:left w:val="single" w:color="999999" w:sz="4"/>
+              <w:bottom w:val="single" w:color="999999" w:sz="4"/>
+              <w:right w:val="single" w:color="999999" w:sz="4"/>
+            </w:tcBorders>
+            <w:tcMar>
+              <w:top w:type="dxa" w:w="60"/>
+              <w:left w:type="dxa" w:w="100"/>
+              <w:bottom w:type="dxa" w:w="60"/>
+              <w:right w:type="dxa" w:w="100"/>
+            </w:tcMar>
+          </w:tcPr>
+          <w:p>
+            <w:r>
+              <w:rPr>
+                <w:rFonts w:ascii="Calibri" w:cs="Calibri" w:eastAsia="Calibri" w:hAnsi="Calibri"/>
+                <w:b w:val="false"/>
+                <w:bCs w:val="false"/>
+                <w:sz w:val="20"/>
+                <w:szCs w:val="20"/>
+              </w:rPr>
+              <w:t>1. Open home page</w:t>
+              <w:br/>
+              <w:t>2. Click a destination card</w:t>
+            </w:r>
+          </w:p>
+        </w:tc>
+        <w:tc>
+          <w:tcPr>
+            <w:tcW w:type="dxa" w:w="1700"/>
+            <w:tcBorders>
+              <w:top w:val="single" w:color="999999" w:sz="4"/>
+              <w:left w:val="single" w:color="999999" w:sz="4"/>
+              <w:bottom w:val="single" w:color="999999" w:sz="4"/>
+              <w:right w:val="single" w:color="999999" w:sz="4"/>
+            </w:tcBorders>
+            <w:tcMar>
+              <w:top w:type="dxa" w:w="60"/>
+              <w:left w:type="dxa" w:w="100"/>
+              <w:bottom w:type="dxa" w:w="60"/>
+              <w:right w:type="dxa" w:w="100"/>
+            </w:tcMar>
+          </w:tcPr>
+          <w:p>
+            <w:r>
+              <w:rPr>
+                <w:rFonts w:ascii="Calibri" w:cs="Calibri" w:eastAsia="Calibri" w:hAnsi="Calibri"/>
+                <w:b w:val="false"/>
+                <w:bCs w:val="false"/>
+                <w:sz w:val="20"/>
+                <w:szCs w:val="20"/>
+              </w:rPr>
+              <w:t>Slideshow and photos load; New trip form opens pre-filled with that place, currency and budget</w:t>
+            </w:r>
+          </w:p>
+        </w:tc>
+        <w:tc>
+          <w:tcPr>
+            <w:tcW w:type="dxa" w:w="1826"/>
+            <w:tcBorders>
+              <w:top w:val="single" w:color="999999" w:sz="4"/>
+              <w:left w:val="single" w:color="999999" w:sz="4"/>
+              <w:bottom w:val="single" w:color="999999" w:sz="4"/>
+              <w:right w:val="single" w:color="999999" w:sz="4"/>
+            </w:tcBorders>
+            <w:tcMar>
+              <w:top w:type="dxa" w:w="60"/>
+              <w:left w:type="dxa" w:w="100"/>
+              <w:bottom w:type="dxa" w:w="60"/>
+              <w:right w:type="dxa" w:w="100"/>
+            </w:tcMar>
+          </w:tcPr>
+          <w:p>
+            <w:r>
+              <w:rPr>
+                <w:rFonts w:ascii="Calibri" w:cs="Calibri" w:eastAsia="Calibri" w:hAnsi="Calibri"/>
+                <w:b w:val="false"/>
+                <w:bCs w:val="false"/>
+                <w:sz w:val="20"/>
+                <w:szCs w:val="20"/>
+              </w:rPr>
+            </w:r>
+          </w:p>
+        </w:tc>
+        <w:tc>
+          <w:tcPr>
+            <w:tcW w:type="dxa" w:w="900"/>
+            <w:tcBorders>
+              <w:top w:val="single" w:color="999999" w:sz="4"/>
+              <w:left w:val="single" w:color="999999" w:sz="4"/>
+              <w:bottom w:val="single" w:color="999999" w:sz="4"/>
+              <w:right w:val="single" w:color="999999" w:sz="4"/>
+            </w:tcBorders>
+            <w:tcMar>
+              <w:top w:type="dxa" w:w="60"/>
+              <w:left w:type="dxa" w:w="100"/>
+              <w:bottom w:type="dxa" w:w="60"/>
+              <w:right w:type="dxa" w:w="100"/>
+            </w:tcMar>
+          </w:tcPr>
+          <w:p>
+            <w:r>
+              <w:rPr>
+                <w:rFonts w:ascii="Calibri" w:cs="Calibri" w:eastAsia="Calibri" w:hAnsi="Calibri"/>
+                <w:b w:val="false"/>
+                <w:bCs w:val="false"/>
+                <w:sz w:val="20"/>
+                <w:szCs w:val="20"/>
+              </w:rPr>
+            </w:r>
+          </w:p>
+        </w:tc>
+      </w:tr>
+      <w:tr>
+        <w:trPr>
+          <w:tblHeader w:val="off"/>
+        </w:trPr>
+        <w:tc>
+          <w:tcPr>
+            <w:tcW w:type="dxa" w:w="800"/>
+            <w:tcBorders>
+              <w:top w:val="single" w:color="999999" w:sz="4"/>
+              <w:left w:val="single" w:color="999999" w:sz="4"/>
+              <w:bottom w:val="single" w:color="999999" w:sz="4"/>
+              <w:right w:val="single" w:color="999999" w:sz="4"/>
+            </w:tcBorders>
+            <w:tcMar>
+              <w:top w:type="dxa" w:w="60"/>
+              <w:left w:type="dxa" w:w="100"/>
+              <w:bottom w:type="dxa" w:w="60"/>
+              <w:right w:type="dxa" w:w="100"/>
+            </w:tcMar>
+          </w:tcPr>
+          <w:p>
+            <w:r>
+              <w:rPr>
+                <w:rFonts w:ascii="Calibri" w:cs="Calibri" w:eastAsia="Calibri" w:hAnsi="Calibri"/>
+                <w:b w:val="false"/>
+                <w:bCs w:val="false"/>
+                <w:sz w:val="20"/>
+                <w:szCs w:val="20"/>
+              </w:rPr>
+              <w:t>TC-018</w:t>
+            </w:r>
+          </w:p>
+        </w:tc>
+        <w:tc>
+          <w:tcPr>
+            <w:tcW w:type="dxa" w:w="1500"/>
+            <w:tcBorders>
+              <w:top w:val="single" w:color="999999" w:sz="4"/>
+              <w:left w:val="single" w:color="999999" w:sz="4"/>
+              <w:bottom w:val="single" w:color="999999" w:sz="4"/>
+              <w:right w:val="single" w:color="999999" w:sz="4"/>
+            </w:tcBorders>
+            <w:tcMar>
+              <w:top w:type="dxa" w:w="60"/>
+              <w:left w:type="dxa" w:w="100"/>
+              <w:bottom w:type="dxa" w:w="60"/>
+              <w:right w:type="dxa" w:w="100"/>
+            </w:tcMar>
+          </w:tcPr>
+          <w:p>
+            <w:r>
+              <w:rPr>
+                <w:rFonts w:ascii="Calibri" w:cs="Calibri" w:eastAsia="Calibri" w:hAnsi="Calibri"/>
+                <w:b w:val="false"/>
+                <w:bCs w:val="false"/>
+                <w:sz w:val="20"/>
+                <w:szCs w:val="20"/>
+              </w:rPr>
+              <w:t>See all India destinations</w:t>
+            </w:r>
+          </w:p>
+        </w:tc>
+        <w:tc>
+          <w:tcPr>
+            <w:tcW w:type="dxa" w:w="2300"/>
+            <w:tcBorders>
+              <w:top w:val="single" w:color="999999" w:sz="4"/>
+              <w:left w:val="single" w:color="999999" w:sz="4"/>
+              <w:bottom w:val="single" w:color="999999" w:sz="4"/>
+              <w:right w:val="single" w:color="999999" w:sz="4"/>
+            </w:tcBorders>
+            <w:tcMar>
+              <w:top w:type="dxa" w:w="60"/>
+              <w:left w:type="dxa" w:w="100"/>
+              <w:bottom w:type="dxa" w:w="60"/>
+              <w:right w:type="dxa" w:w="100"/>
+            </w:tcMar>
+          </w:tcPr>
+          <w:p>
+            <w:r>
+              <w:rPr>
+                <w:rFonts w:ascii="Calibri" w:cs="Calibri" w:eastAsia="Calibri" w:hAnsi="Calibri"/>
+                <w:b w:val="false"/>
+                <w:bCs w:val="false"/>
+                <w:sz w:val="20"/>
+                <w:szCs w:val="20"/>
+              </w:rPr>
+              <w:t>1. Open home page</w:t>
+              <w:br/>
+              <w:t>2. Click See all 20 places</w:t>
+            </w:r>
+          </w:p>
+        </w:tc>
+        <w:tc>
+          <w:tcPr>
+            <w:tcW w:type="dxa" w:w="1700"/>
+            <w:tcBorders>
+              <w:top w:val="single" w:color="999999" w:sz="4"/>
+              <w:left w:val="single" w:color="999999" w:sz="4"/>
+              <w:bottom w:val="single" w:color="999999" w:sz="4"/>
+              <w:right w:val="single" w:color="999999" w:sz="4"/>
+            </w:tcBorders>
+            <w:tcMar>
+              <w:top w:type="dxa" w:w="60"/>
+              <w:left w:type="dxa" w:w="100"/>
+              <w:bottom w:type="dxa" w:w="60"/>
+              <w:right w:type="dxa" w:w="100"/>
+            </w:tcMar>
+          </w:tcPr>
+          <w:p>
+            <w:r>
+              <w:rPr>
+                <w:rFonts w:ascii="Calibri" w:cs="Calibri" w:eastAsia="Calibri" w:hAnsi="Calibri"/>
+                <w:b w:val="false"/>
+                <w:bCs w:val="false"/>
+                <w:sz w:val="20"/>
+                <w:szCs w:val="20"/>
+              </w:rPr>
+              <w:t>All 20 India cards shown; Show less collapses the list</w:t>
+            </w:r>
+          </w:p>
+        </w:tc>
+        <w:tc>
+          <w:tcPr>
+            <w:tcW w:type="dxa" w:w="1826"/>
+            <w:tcBorders>
+              <w:top w:val="single" w:color="999999" w:sz="4"/>
+              <w:left w:val="single" w:color="999999" w:sz="4"/>
+              <w:bottom w:val="single" w:color="999999" w:sz="4"/>
+              <w:right w:val="single" w:color="999999" w:sz="4"/>
+            </w:tcBorders>
+            <w:tcMar>
+              <w:top w:type="dxa" w:w="60"/>
+              <w:left w:type="dxa" w:w="100"/>
+              <w:bottom w:type="dxa" w:w="60"/>
+              <w:right w:type="dxa" w:w="100"/>
+            </w:tcMar>
+          </w:tcPr>
+          <w:p>
+            <w:r>
+              <w:rPr>
+                <w:rFonts w:ascii="Calibri" w:cs="Calibri" w:eastAsia="Calibri" w:hAnsi="Calibri"/>
+                <w:b w:val="false"/>
+                <w:bCs w:val="false"/>
+                <w:sz w:val="20"/>
+                <w:szCs w:val="20"/>
+              </w:rPr>
+            </w:r>
+          </w:p>
+        </w:tc>
+        <w:tc>
+          <w:tcPr>
+            <w:tcW w:type="dxa" w:w="900"/>
+            <w:tcBorders>
+              <w:top w:val="single" w:color="999999" w:sz="4"/>
+              <w:left w:val="single" w:color="999999" w:sz="4"/>
+              <w:bottom w:val="single" w:color="999999" w:sz="4"/>
+              <w:right w:val="single" w:color="999999" w:sz="4"/>
+            </w:tcBorders>
+            <w:tcMar>
+              <w:top w:type="dxa" w:w="60"/>
+              <w:left w:type="dxa" w:w="100"/>
+              <w:bottom w:type="dxa" w:w="60"/>
+              <w:right w:type="dxa" w:w="100"/>
+            </w:tcMar>
+          </w:tcPr>
+          <w:p>
+            <w:r>
+              <w:rPr>
+                <w:rFonts w:ascii="Calibri" w:cs="Calibri" w:eastAsia="Calibri" w:hAnsi="Calibri"/>
+                <w:b w:val="false"/>
+                <w:bCs w:val="false"/>
+                <w:sz w:val="20"/>
+                <w:szCs w:val="20"/>
+              </w:rPr>
+            </w:r>
+          </w:p>
+        </w:tc>
+      </w:tr>
+      <w:tr>
+        <w:trPr>
+          <w:tblHeader w:val="off"/>
+        </w:trPr>
+        <w:tc>
+          <w:tcPr>
+            <w:tcW w:type="dxa" w:w="800"/>
+            <w:tcBorders>
+              <w:top w:val="single" w:color="999999" w:sz="4"/>
+              <w:left w:val="single" w:color="999999" w:sz="4"/>
+              <w:bottom w:val="single" w:color="999999" w:sz="4"/>
+              <w:right w:val="single" w:color="999999" w:sz="4"/>
+            </w:tcBorders>
+            <w:tcMar>
+              <w:top w:type="dxa" w:w="60"/>
+              <w:left w:type="dxa" w:w="100"/>
+              <w:bottom w:type="dxa" w:w="60"/>
+              <w:right w:type="dxa" w:w="100"/>
+            </w:tcMar>
+          </w:tcPr>
+          <w:p>
+            <w:r>
+              <w:rPr>
+                <w:rFonts w:ascii="Calibri" w:cs="Calibri" w:eastAsia="Calibri" w:hAnsi="Calibri"/>
+                <w:b w:val="false"/>
+                <w:bCs w:val="false"/>
+                <w:sz w:val="20"/>
+                <w:szCs w:val="20"/>
+              </w:rPr>
+              <w:t>TC-019</w:t>
+            </w:r>
+          </w:p>
+        </w:tc>
+        <w:tc>
+          <w:tcPr>
+            <w:tcW w:type="dxa" w:w="1500"/>
+            <w:tcBorders>
+              <w:top w:val="single" w:color="999999" w:sz="4"/>
+              <w:left w:val="single" w:color="999999" w:sz="4"/>
+              <w:bottom w:val="single" w:color="999999" w:sz="4"/>
+              <w:right w:val="single" w:color="999999" w:sz="4"/>
+            </w:tcBorders>
+            <w:tcMar>
+              <w:top w:type="dxa" w:w="60"/>
+              <w:left w:type="dxa" w:w="100"/>
+              <w:bottom w:type="dxa" w:w="60"/>
+              <w:right w:type="dxa" w:w="100"/>
+            </w:tcMar>
+          </w:tcPr>
+          <w:p>
+            <w:r>
+              <w:rPr>
+                <w:rFonts w:ascii="Calibri" w:cs="Calibri" w:eastAsia="Calibri" w:hAnsi="Calibri"/>
+                <w:b w:val="false"/>
+                <w:bCs w:val="false"/>
+                <w:sz w:val="20"/>
+                <w:szCs w:val="20"/>
+              </w:rPr>
+              <w:t>Photo fallback</w:t>
+            </w:r>
+          </w:p>
+        </w:tc>
+        <w:tc>
+          <w:tcPr>
+            <w:tcW w:type="dxa" w:w="2300"/>
+            <w:tcBorders>
+              <w:top w:val="single" w:color="999999" w:sz="4"/>
+              <w:left w:val="single" w:color="999999" w:sz="4"/>
+              <w:bottom w:val="single" w:color="999999" w:sz="4"/>
+              <w:right w:val="single" w:color="999999" w:sz="4"/>
+            </w:tcBorders>
+            <w:tcMar>
+              <w:top w:type="dxa" w:w="60"/>
+              <w:left w:type="dxa" w:w="100"/>
+              <w:bottom w:type="dxa" w:w="60"/>
+              <w:right w:type="dxa" w:w="100"/>
+            </w:tcMar>
+          </w:tcPr>
+          <w:p>
+            <w:r>
+              <w:rPr>
+                <w:rFonts w:ascii="Calibri" w:cs="Calibri" w:eastAsia="Calibri" w:hAnsi="Calibri"/>
+                <w:b w:val="false"/>
+                <w:bCs w:val="false"/>
+                <w:sz w:val="20"/>
+                <w:szCs w:val="20"/>
+              </w:rPr>
+              <w:t>1. Open a trip whose activities have no photo</w:t>
+            </w:r>
+          </w:p>
+        </w:tc>
+        <w:tc>
+          <w:tcPr>
+            <w:tcW w:type="dxa" w:w="1700"/>
+            <w:tcBorders>
+              <w:top w:val="single" w:color="999999" w:sz="4"/>
+              <w:left w:val="single" w:color="999999" w:sz="4"/>
+              <w:bottom w:val="single" w:color="999999" w:sz="4"/>
+              <w:right w:val="single" w:color="999999" w:sz="4"/>
+            </w:tcBorders>
+            <w:tcMar>
+              <w:top w:type="dxa" w:w="60"/>
+              <w:left w:type="dxa" w:w="100"/>
+              <w:bottom w:type="dxa" w:w="60"/>
+              <w:right w:type="dxa" w:w="100"/>
+            </w:tcMar>
+          </w:tcPr>
+          <w:p>
+            <w:r>
+              <w:rPr>
+                <w:rFonts w:ascii="Calibri" w:cs="Calibri" w:eastAsia="Calibri" w:hAnsi="Calibri"/>
+                <w:b w:val="false"/>
+                <w:bCs w:val="false"/>
+                <w:sz w:val="20"/>
+                <w:szCs w:val="20"/>
+              </w:rPr>
+              <w:t>Placeholder icon shown instead of a blank space; no broken images</w:t>
+            </w:r>
+          </w:p>
+        </w:tc>
+        <w:tc>
+          <w:tcPr>
+            <w:tcW w:type="dxa" w:w="1826"/>
+            <w:tcBorders>
+              <w:top w:val="single" w:color="999999" w:sz="4"/>
+              <w:left w:val="single" w:color="999999" w:sz="4"/>
+              <w:bottom w:val="single" w:color="999999" w:sz="4"/>
+              <w:right w:val="single" w:color="999999" w:sz="4"/>
+            </w:tcBorders>
+            <w:tcMar>
+              <w:top w:type="dxa" w:w="60"/>
+              <w:left w:type="dxa" w:w="100"/>
+              <w:bottom w:type="dxa" w:w="60"/>
+              <w:right w:type="dxa" w:w="100"/>
+            </w:tcMar>
+          </w:tcPr>
+          <w:p>
+            <w:r>
+              <w:rPr>
+                <w:rFonts w:ascii="Calibri" w:cs="Calibri" w:eastAsia="Calibri" w:hAnsi="Calibri"/>
+                <w:b w:val="false"/>
+                <w:bCs w:val="false"/>
+                <w:sz w:val="20"/>
+                <w:szCs w:val="20"/>
+              </w:rPr>
+            </w:r>
+          </w:p>
+        </w:tc>
+        <w:tc>
+          <w:tcPr>
+            <w:tcW w:type="dxa" w:w="900"/>
+            <w:tcBorders>
+              <w:top w:val="single" w:color="999999" w:sz="4"/>
+              <w:left w:val="single" w:color="999999" w:sz="4"/>
+              <w:bottom w:val="single" w:color="999999" w:sz="4"/>
+              <w:right w:val="single" w:color="999999" w:sz="4"/>
+            </w:tcBorders>
+            <w:tcMar>
+              <w:top w:type="dxa" w:w="60"/>
+              <w:left w:type="dxa" w:w="100"/>
+              <w:bottom w:type="dxa" w:w="60"/>
+              <w:right w:type="dxa" w:w="100"/>
+            </w:tcMar>
+          </w:tcPr>
+          <w:p>
+            <w:r>
+              <w:rPr>
+                <w:rFonts w:ascii="Calibri" w:cs="Calibri" w:eastAsia="Calibri" w:hAnsi="Calibri"/>
+                <w:b w:val="false"/>
+                <w:bCs w:val="false"/>
+                <w:sz w:val="20"/>
+                <w:szCs w:val="20"/>
+              </w:rPr>
             </w:r>
           </w:p>
         </w:tc>

--- a/docs/5 Performance Testing/User Acceptance Testing (UAT) Template.docx
+++ b/docs/5 Performance Testing/User Acceptance Testing (UAT) Template.docx
@@ -171,7 +171,7 @@
                 <w:sz w:val="20"/>
                 <w:szCs w:val="20"/>
               </w:rPr>
-              <w:t xml:space="preserve"/>
+              <w:t>N/A (individual project)</w:t>
             </w:r>
           </w:p>
         </w:tc>
@@ -1567,7 +1567,7 @@
                 <w:sz w:val="20"/>
                 <w:szCs w:val="20"/>
               </w:rPr>
-              <w:t xml:space="preserve"/>
+              <w:t>Confirmed by the project owner on the live site</w:t>
             </w:r>
           </w:p>
         </w:tc>
@@ -1596,7 +1596,7 @@
                 <w:sz w:val="20"/>
                 <w:szCs w:val="20"/>
               </w:rPr>
-              <w:t xml:space="preserve"/>
+              <w:t>Pass</w:t>
             </w:r>
           </w:p>
         </w:tc>
@@ -2343,7 +2343,7 @@
                 <w:sz w:val="20"/>
                 <w:szCs w:val="20"/>
               </w:rPr>
-              <w:t xml:space="preserve"/>
+              <w:t>Confirmed by the project owner on the live site</w:t>
             </w:r>
           </w:p>
         </w:tc>
@@ -2372,7 +2372,7 @@
                 <w:sz w:val="20"/>
                 <w:szCs w:val="20"/>
               </w:rPr>
-              <w:t xml:space="preserve"/>
+              <w:t>Pass</w:t>
             </w:r>
           </w:p>
         </w:tc>
@@ -2534,7 +2534,7 @@
                 <w:sz w:val="20"/>
                 <w:szCs w:val="20"/>
               </w:rPr>
-              <w:t xml:space="preserve"/>
+              <w:t>Confirmed by the project owner on the live site</w:t>
             </w:r>
           </w:p>
         </w:tc>
@@ -2563,7 +2563,7 @@
                 <w:sz w:val="20"/>
                 <w:szCs w:val="20"/>
               </w:rPr>
-              <w:t xml:space="preserve"/>
+              <w:t>Pass</w:t>
             </w:r>
           </w:p>
         </w:tc>
@@ -2713,7 +2713,7 @@
                 <w:sz w:val="20"/>
                 <w:szCs w:val="20"/>
               </w:rPr>
-              <w:t xml:space="preserve"/>
+              <w:t>Confirmed by the project owner on the live site</w:t>
             </w:r>
           </w:p>
         </w:tc>
@@ -2742,7 +2742,7 @@
                 <w:sz w:val="20"/>
                 <w:szCs w:val="20"/>
               </w:rPr>
-              <w:t xml:space="preserve"/>
+              <w:t>Pass</w:t>
             </w:r>
           </w:p>
         </w:tc>
@@ -2892,7 +2892,7 @@
                 <w:sz w:val="20"/>
                 <w:szCs w:val="20"/>
               </w:rPr>
-              <w:t xml:space="preserve"/>
+              <w:t>Confirmed by the project owner on the live site</w:t>
             </w:r>
           </w:p>
         </w:tc>
@@ -2921,7 +2921,7 @@
                 <w:sz w:val="20"/>
                 <w:szCs w:val="20"/>
               </w:rPr>
-              <w:t xml:space="preserve"/>
+              <w:t>Pass</w:t>
             </w:r>
           </w:p>
         </w:tc>
@@ -3071,7 +3071,7 @@
                 <w:sz w:val="20"/>
                 <w:szCs w:val="20"/>
               </w:rPr>
-              <w:t xml:space="preserve"/>
+              <w:t>Confirmed by the project owner on the live site</w:t>
             </w:r>
           </w:p>
         </w:tc>
@@ -3100,7 +3100,7 @@
                 <w:sz w:val="20"/>
                 <w:szCs w:val="20"/>
               </w:rPr>
-              <w:t xml:space="preserve"/>
+              <w:t>Pass</w:t>
             </w:r>
           </w:p>
         </w:tc>
@@ -3262,7 +3262,7 @@
                 <w:sz w:val="20"/>
                 <w:szCs w:val="20"/>
               </w:rPr>
-              <w:t xml:space="preserve"/>
+              <w:t>Confirmed by the project owner on the live site</w:t>
             </w:r>
           </w:p>
         </w:tc>
@@ -3291,7 +3291,7 @@
                 <w:sz w:val="20"/>
                 <w:szCs w:val="20"/>
               </w:rPr>
-              <w:t xml:space="preserve"/>
+              <w:t>Pass</w:t>
             </w:r>
           </w:p>
         </w:tc>
@@ -3441,7 +3441,7 @@
                 <w:sz w:val="20"/>
                 <w:szCs w:val="20"/>
               </w:rPr>
-              <w:t xml:space="preserve"/>
+              <w:t>Confirmed by the project owner on the live site</w:t>
             </w:r>
           </w:p>
         </w:tc>
@@ -3470,7 +3470,7 @@
                 <w:sz w:val="20"/>
                 <w:szCs w:val="20"/>
               </w:rPr>
-              <w:t xml:space="preserve"/>
+              <w:t>Pass</w:t>
             </w:r>
           </w:p>
         </w:tc>
@@ -3624,6 +3624,7 @@
                 <w:sz w:val="20"/>
                 <w:szCs w:val="20"/>
               </w:rPr>
+              <w:t>Confirmed by the project owner on the live site</w:t>
             </w:r>
           </w:p>
         </w:tc>
@@ -3652,6 +3653,7 @@
                 <w:sz w:val="20"/>
                 <w:szCs w:val="20"/>
               </w:rPr>
+              <w:t>Pass</w:t>
             </w:r>
           </w:p>
         </w:tc>
@@ -3807,6 +3809,7 @@
                 <w:sz w:val="20"/>
                 <w:szCs w:val="20"/>
               </w:rPr>
+              <w:t>Confirmed by the project owner on the live site</w:t>
             </w:r>
           </w:p>
         </w:tc>
@@ -3835,6 +3838,7 @@
                 <w:sz w:val="20"/>
                 <w:szCs w:val="20"/>
               </w:rPr>
+              <w:t>Pass</w:t>
             </w:r>
           </w:p>
         </w:tc>
@@ -3986,6 +3990,7 @@
                 <w:sz w:val="20"/>
                 <w:szCs w:val="20"/>
               </w:rPr>
+              <w:t>Confirmed by the project owner on the live site</w:t>
             </w:r>
           </w:p>
         </w:tc>
@@ -4014,6 +4019,7 @@
                 <w:sz w:val="20"/>
                 <w:szCs w:val="20"/>
               </w:rPr>
+              <w:t>Pass</w:t>
             </w:r>
           </w:p>
         </w:tc>
@@ -4165,6 +4171,7 @@
                 <w:sz w:val="20"/>
                 <w:szCs w:val="20"/>
               </w:rPr>
+              <w:t>Confirmed by the project owner on the live site</w:t>
             </w:r>
           </w:p>
         </w:tc>
@@ -4193,6 +4200,7 @@
                 <w:sz w:val="20"/>
                 <w:szCs w:val="20"/>
               </w:rPr>
+              <w:t>Pass</w:t>
             </w:r>
           </w:p>
         </w:tc>
@@ -4342,6 +4350,7 @@
                 <w:sz w:val="20"/>
                 <w:szCs w:val="20"/>
               </w:rPr>
+              <w:t>Confirmed by the project owner on the live site</w:t>
             </w:r>
           </w:p>
         </w:tc>
@@ -4370,6 +4379,7 @@
                 <w:sz w:val="20"/>
                 <w:szCs w:val="20"/>
               </w:rPr>
+              <w:t>Pass</w:t>
             </w:r>
           </w:p>
         </w:tc>

--- a/docs/5 Performance Testing/User Acceptance Testing (UAT) Template.docx
+++ b/docs/5 Performance Testing/User Acceptance Testing (UAT) Template.docx
@@ -373,7 +373,7 @@
           <w:sz w:val="22"/>
           <w:szCs w:val="22"/>
         </w:rPr>
-        <w:t xml:space="preserve">Testing Period: to be filled by the team</w:t>
+        <w:t>Testing Period: 18 October 2026 to 19 October 2026</w:t>
       </w:r>
     </w:p>
     <w:p>
@@ -5180,7 +5180,7 @@
           <w:sz w:val="22"/>
           <w:szCs w:val="22"/>
         </w:rPr>
-        <w:t xml:space="preserve">Tester Name:</w:t>
+        <w:t>Tester Name: Prince Vishwakarma</w:t>
       </w:r>
     </w:p>
     <w:p>
@@ -5193,7 +5193,7 @@
           <w:sz w:val="22"/>
           <w:szCs w:val="22"/>
         </w:rPr>
-        <w:t xml:space="preserve">Date:</w:t>
+        <w:t>Date: 19 October 2026</w:t>
       </w:r>
     </w:p>
     <w:p>
